--- a/assignment-01/scotish-elevator/scotish-elevator.docx
+++ b/assignment-01/scotish-elevator/scotish-elevator.docx
@@ -4,37 +4,114 @@
   <w:body>
     <w:p>
       <w:r>
-        <w:t>Das Spracherkennungssystem wurde höchstwahrscheinlich lediglich mit Schulenglisch (Oxford) trainiert.</w:t>
-      </w:r>
-    </w:p>
-    <w:p/>
-    <w:p>
-      <w:r>
-        <w:t>Dialekte, Idome, Mundart unterscheiden sich vom Schulenglisch durch</w:t>
-      </w:r>
-      <w:r>
-        <w:t xml:space="preserve"> unterschiedliche Nutzung von Phonemen. Dadurch verändert oder verliert sich die Bedeutung von Worten gegenüber dem trainierten Schulenglisch.</w:t>
+        <w:t>Speech recognition failure</w:t>
       </w:r>
     </w:p>
     <w:p>
       <w:r>
-        <w:t xml:space="preserve">Beispiele anhand von </w:t>
-      </w:r>
-      <w:proofErr w:type="spellStart"/>
-      <w:r>
-        <w:t>Spectrogrammen</w:t>
-      </w:r>
-      <w:proofErr w:type="spellEnd"/>
-      <w:r>
-        <w:t xml:space="preserve"> illustrieren.</w:t>
+        <w:t>The speech recognition system was most likely trained exclusively on standard English (Oxford).</w:t>
       </w:r>
     </w:p>
     <w:p>
       <w:r>
-        <w:t>Die Charaktere haben zwar das Problem erkannt, nutzten jedoch nicht die Aussprache (Schulenglisch), in der das Spracherkennungssystem höchstwahrscheinlich trainiert war. Das ist der Grund, warum sie nicht in der Lage sind, dem Spracherkennungssystem eine Anweisung zu geben, die eine ausführbar ist (11).</w:t>
+        <w:t>Dialects differ from standard English in their use of phonemes</w:t>
+      </w:r>
+      <w:r>
+        <w:t xml:space="preserve">, rythm and </w:t>
+      </w:r>
+      <w:r>
+        <w:t>empha</w:t>
+      </w:r>
+      <w:r>
+        <w:t>sis</w:t>
+      </w:r>
+      <w:r>
+        <w:t>. As a result, the meaning of spoken words changes or is lost compared to the standard English used in training.</w:t>
       </w:r>
     </w:p>
-    <w:p/>
+    <w:p>
+      <w:r>
+        <w:t>Hypothesis: Although the characters recognized the problem, they did not use the pronunciation (standard English) with which the speech recognition system was most likely trained. This is why they are unable to give the speech recognition system an executable command (eleven).</w:t>
+      </w:r>
+    </w:p>
+    <w:p>
+      <w:r>
+        <w:t>The satirical sketch leaves it up to the viewer to determine whether the cause of this inability is a psychological or linguistic language barrier.</w:t>
+      </w:r>
+    </w:p>
+    <w:p>
+      <w:pPr>
+        <w:keepNext/>
+      </w:pPr>
+      <w:r>
+        <w:t xml:space="preserve">An Analytical Comparison of Dialect and Standard English </w:t>
+      </w:r>
+      <w:r>
+        <w:cr/>
+      </w:r>
+      <w:r>
+        <w:rPr>
+          <w:noProof/>
+        </w:rPr>
+        <w:drawing>
+          <wp:inline distT="0" distB="0" distL="0" distR="0" wp14:anchorId="2B77B353" wp14:editId="1388EC42">
+            <wp:extent cx="5760720" cy="3690620"/>
+            <wp:effectExtent l="0" t="0" r="0" b="5080"/>
+            <wp:docPr id="1270804474" name="Grafik 1"/>
+            <wp:cNvGraphicFramePr>
+              <a:graphicFrameLocks xmlns:a="http://schemas.openxmlformats.org/drawingml/2006/main" noChangeAspect="1"/>
+            </wp:cNvGraphicFramePr>
+            <a:graphic xmlns:a="http://schemas.openxmlformats.org/drawingml/2006/main">
+              <a:graphicData uri="http://schemas.openxmlformats.org/drawingml/2006/picture">
+                <pic:pic xmlns:pic="http://schemas.openxmlformats.org/drawingml/2006/picture">
+                  <pic:nvPicPr>
+                    <pic:cNvPr id="1270804474" name="Grafik 1270804474"/>
+                    <pic:cNvPicPr/>
+                  </pic:nvPicPr>
+                  <pic:blipFill>
+                    <a:blip r:embed="rId8" cstate="print">
+                      <a:extLst>
+                        <a:ext uri="{28A0092B-C50C-407E-A947-70E740481C1C}">
+                          <a14:useLocalDpi xmlns:a14="http://schemas.microsoft.com/office/drawing/2010/main" val="0"/>
+                        </a:ext>
+                      </a:extLst>
+                    </a:blip>
+                    <a:stretch>
+                      <a:fillRect/>
+                    </a:stretch>
+                  </pic:blipFill>
+                  <pic:spPr>
+                    <a:xfrm>
+                      <a:off x="0" y="0"/>
+                      <a:ext cx="5760720" cy="3690620"/>
+                    </a:xfrm>
+                    <a:prstGeom prst="rect">
+                      <a:avLst/>
+                    </a:prstGeom>
+                  </pic:spPr>
+                </pic:pic>
+              </a:graphicData>
+            </a:graphic>
+          </wp:inline>
+        </w:drawing>
+      </w:r>
+    </w:p>
+    <w:p>
+      <w:r>
+        <w:t>Fig</w:t>
+      </w:r>
+      <w:r>
+        <w:t xml:space="preserve">. </w:t>
+      </w:r>
+      <w:fldSimple w:instr=" SEQ Abb. \* ARABIC ">
+        <w:r>
+          <w:rPr>
+            <w:noProof/>
+          </w:rPr>
+          <w:t>1</w:t>
+        </w:r>
+      </w:fldSimple>
+    </w:p>
     <w:p>
       <w:pPr>
         <w:pStyle w:val="Listenabsatz"/>
@@ -44,13 +121,16 @@
         </w:numPr>
       </w:pPr>
       <w:r>
-        <w:t xml:space="preserve">Oxford aus </w:t>
-      </w:r>
-      <w:hyperlink r:id="rId5" w:history="1">
+        <w:t>Oxford</w:t>
+      </w:r>
+      <w:r>
+        <w:t>:</w:t>
+      </w:r>
+      <w:r>
+        <w:t xml:space="preserve"> </w:t>
+      </w:r>
+      <w:hyperlink r:id="rId9" w:history="1">
         <w:r>
-          <w:rPr>
-            <w:rStyle w:val="Hyperlink"/>
-          </w:rPr>
           <w:t>https://www.oed.com/dictionary/eleven_adj?tl=true&amp;tab=pronunciation</w:t>
         </w:r>
       </w:hyperlink>
@@ -64,28 +144,27 @@
         </w:numPr>
       </w:pPr>
       <w:r>
-        <w:t xml:space="preserve">Schottisch aus </w:t>
-      </w:r>
-      <w:hyperlink r:id="rId6" w:history="1">
+        <w:t>Sc</w:t>
+      </w:r>
+      <w:r>
+        <w:t>otish:</w:t>
+      </w:r>
+      <w:r>
+        <w:t xml:space="preserve"> </w:t>
+      </w:r>
+      <w:hyperlink r:id="rId10" w:history="1">
         <w:r>
-          <w:rPr>
-            <w:rStyle w:val="Hyperlink"/>
-            <w:rFonts w:ascii="CMTT12" w:eastAsia="CMTT12" w:cs="CMTT12"/>
-            <w:kern w:val="0"/>
-            <w:sz w:val="24"/>
-            <w:szCs w:val="24"/>
-          </w:rPr>
           <w:t>https://www.youtube.com/watch?v=MNuFcIRlwdc</w:t>
         </w:r>
       </w:hyperlink>
       <w:r>
-        <w:rPr>
-          <w:rFonts w:ascii="CMTT12" w:eastAsia="CMTT12" w:cs="CMTT12"/>
-          <w:kern w:val="0"/>
-          <w:sz w:val="24"/>
-          <w:szCs w:val="24"/>
-        </w:rPr>
-        <w:t>, ca. 29 s</w:t>
+        <w:t xml:space="preserve">, </w:t>
+      </w:r>
+      <w:r>
+        <w:t>~</w:t>
+      </w:r>
+      <w:r>
+        <w:t xml:space="preserve"> 29 s</w:t>
       </w:r>
     </w:p>
     <w:p>
@@ -97,78 +176,21 @@
         </w:numPr>
       </w:pPr>
       <w:r>
-        <w:rPr>
-          <w:rFonts w:ascii="CMTT12" w:eastAsia="CMTT12" w:cs="CMTT12"/>
-          <w:kern w:val="0"/>
-          <w:sz w:val="24"/>
-          <w:szCs w:val="24"/>
-        </w:rPr>
-        <w:t>„</w:t>
-      </w:r>
-      <w:r>
-        <w:rPr>
-          <w:rFonts w:ascii="CMTT12" w:eastAsia="CMTT12" w:cs="CMTT12"/>
-          <w:kern w:val="0"/>
-          <w:sz w:val="24"/>
-          <w:szCs w:val="24"/>
-        </w:rPr>
-        <w:t>American</w:t>
-      </w:r>
-      <w:r>
-        <w:rPr>
-          <w:rFonts w:ascii="CMTT12" w:eastAsia="CMTT12" w:cs="CMTT12"/>
-          <w:kern w:val="0"/>
-          <w:sz w:val="24"/>
-          <w:szCs w:val="24"/>
-        </w:rPr>
-        <w:t>“</w:t>
-      </w:r>
-      <w:r>
-        <w:rPr>
-          <w:rFonts w:ascii="CMTT12" w:eastAsia="CMTT12" w:cs="CMTT12"/>
-          <w:kern w:val="0"/>
-          <w:sz w:val="24"/>
-          <w:szCs w:val="24"/>
-        </w:rPr>
-        <w:t xml:space="preserve"> aus </w:t>
+        <w:t xml:space="preserve">„American“ aus </w:t>
       </w:r>
       <w:proofErr w:type="gramStart"/>
       <w:r>
-        <w:rPr>
-          <w:rFonts w:ascii="CMTT12" w:eastAsia="CMTT12" w:cs="CMTT12"/>
-          <w:kern w:val="0"/>
-          <w:sz w:val="24"/>
-          <w:szCs w:val="24"/>
-        </w:rPr>
-        <w:t>https://www.youtube.com/watch?v=MNuFcIRlwdc</w:t>
-      </w:r>
-      <w:r>
-        <w:rPr>
-          <w:rFonts w:ascii="CMTT12" w:eastAsia="CMTT12" w:cs="CMTT12"/>
-          <w:kern w:val="0"/>
-          <w:sz w:val="24"/>
-          <w:szCs w:val="24"/>
-        </w:rPr>
-        <w:t xml:space="preserve"> ,</w:t>
+        <w:t>https://www.youtube.com/watch?v=MNuFcIRlwdc ,</w:t>
       </w:r>
       <w:proofErr w:type="gramEnd"/>
       <w:r>
-        <w:rPr>
-          <w:rFonts w:ascii="CMTT12" w:eastAsia="CMTT12" w:cs="CMTT12"/>
-          <w:kern w:val="0"/>
-          <w:sz w:val="24"/>
-          <w:szCs w:val="24"/>
-        </w:rPr>
-        <w:t xml:space="preserve"> ca. 53</w:t>
-      </w:r>
-      <w:r>
-        <w:rPr>
-          <w:rFonts w:ascii="CMTT12" w:eastAsia="CMTT12" w:cs="CMTT12"/>
-          <w:kern w:val="0"/>
-          <w:sz w:val="24"/>
-          <w:szCs w:val="24"/>
-        </w:rPr>
-        <w:t xml:space="preserve"> s</w:t>
+        <w:t xml:space="preserve"> </w:t>
+      </w:r>
+      <w:r>
+        <w:t>~</w:t>
+      </w:r>
+      <w:r>
+        <w:t xml:space="preserve"> 53 s</w:t>
       </w:r>
     </w:p>
     <w:p>
@@ -180,64 +202,44 @@
         </w:numPr>
       </w:pPr>
       <w:r>
-        <w:rPr>
-          <w:rFonts w:ascii="CMTT12" w:eastAsia="CMTT12" w:cs="CMTT12"/>
-          <w:kern w:val="0"/>
-          <w:sz w:val="24"/>
-          <w:szCs w:val="24"/>
-        </w:rPr>
-        <w:t>„</w:t>
-      </w:r>
-      <w:r>
-        <w:rPr>
-          <w:rFonts w:ascii="CMTT12" w:eastAsia="CMTT12" w:cs="CMTT12"/>
-          <w:kern w:val="0"/>
-          <w:sz w:val="24"/>
-          <w:szCs w:val="24"/>
-        </w:rPr>
-        <w:t>English</w:t>
-      </w:r>
-      <w:r>
-        <w:rPr>
-          <w:rFonts w:ascii="CMTT12" w:eastAsia="CMTT12" w:cs="CMTT12"/>
-          <w:kern w:val="0"/>
-          <w:sz w:val="24"/>
-          <w:szCs w:val="24"/>
-        </w:rPr>
-        <w:t>“</w:t>
-      </w:r>
-      <w:r>
-        <w:rPr>
-          <w:rFonts w:ascii="CMTT12" w:eastAsia="CMTT12" w:cs="CMTT12"/>
-          <w:kern w:val="0"/>
-          <w:sz w:val="24"/>
-          <w:szCs w:val="24"/>
-        </w:rPr>
-        <w:t xml:space="preserve"> aus </w:t>
-      </w:r>
-      <w:hyperlink r:id="rId7" w:history="1">
+        <w:t xml:space="preserve">„English“ aus </w:t>
+      </w:r>
+      <w:hyperlink r:id="rId11" w:history="1">
         <w:r>
-          <w:rPr>
-            <w:rStyle w:val="Hyperlink"/>
-            <w:rFonts w:ascii="CMTT12" w:eastAsia="CMTT12" w:cs="CMTT12"/>
-            <w:kern w:val="0"/>
-            <w:sz w:val="24"/>
-            <w:szCs w:val="24"/>
-          </w:rPr>
           <w:t>https://www.youtube.com/watch?v=MNuFcIRlwdc</w:t>
         </w:r>
       </w:hyperlink>
       <w:r>
-        <w:rPr>
-          <w:rFonts w:ascii="CMTT12" w:eastAsia="CMTT12" w:cs="CMTT12"/>
-          <w:kern w:val="0"/>
-          <w:sz w:val="24"/>
-          <w:szCs w:val="24"/>
-        </w:rPr>
-        <w:t>, ca. 01 m 14 s</w:t>
+        <w:t xml:space="preserve">, </w:t>
+      </w:r>
+      <w:r>
+        <w:t>~</w:t>
+      </w:r>
+      <w:r>
+        <w:t xml:space="preserve"> 01 m 14 s</w:t>
       </w:r>
     </w:p>
-    <w:p/>
+    <w:p>
+      <w:pPr>
+        <w:pStyle w:val="Beschriftung"/>
+      </w:pPr>
+    </w:p>
+    <w:p>
+      <w:r>
+        <w:t xml:space="preserve">In Fig. 1, the word “eleven” is spoken four times. The first sound wave (from the left) is standard English. To the right of it are three attempts by the characters to convey “eleven” as a command to the elevator’s speech recognition system. Both the contour (amplitude) of the sound waves over time (stress) and the arrangement of the formants F1/F2—shown as red markers in the spectrogram (vowels)—document the significant deviation in the characters’ pronunciation from standard English. </w:t>
+      </w:r>
+    </w:p>
+    <w:p>
+      <w:r>
+        <w:lastRenderedPageBreak/>
+        <w:t>To experimentally verify the differences identified in the analysis, the speech recognition system could be tested using additional English dialects—a) Geordie (Newcastle), b) Scouse (Liverpool), and c) Yorkshire—with a defined number of different words, and a recognition rate could be determined. This would demonstrate whether and to what extent recognition depends on the individual’s pronunciation or correlates with the regional dialect.</w:t>
+      </w:r>
+    </w:p>
+    <w:p>
+      <w:r>
+        <w:t>The speech recognition system would also need to be trained on English dialects to expand the available vocabulary and improve recognition.</w:t>
+      </w:r>
+    </w:p>
     <w:p/>
     <w:sectPr>
       <w:pgSz w:w="11906" w:h="16838"/>
@@ -247,6 +249,56 @@
     </w:sectPr>
   </w:body>
 </w:document>
+</file>
+
+<file path=word/endnotes.xml><?xml version="1.0" encoding="utf-8"?>
+<w:endnotes xmlns:wpc="http://schemas.microsoft.com/office/word/2010/wordprocessingCanvas" xmlns:cx="http://schemas.microsoft.com/office/drawing/2014/chartex" xmlns:cx1="http://schemas.microsoft.com/office/drawing/2015/9/8/chartex" xmlns:cx2="http://schemas.microsoft.com/office/drawing/2015/10/21/chartex" xmlns:cx3="http://schemas.microsoft.com/office/drawing/2016/5/9/chartex" xmlns:cx4="http://schemas.microsoft.com/office/drawing/2016/5/10/chartex" xmlns:cx5="http://schemas.microsoft.com/office/drawing/2016/5/11/chartex" xmlns:cx6="http://schemas.microsoft.com/office/drawing/2016/5/12/chartex" xmlns:cx7="http://schemas.microsoft.com/office/drawing/2016/5/13/chartex" xmlns:cx8="http://schemas.microsoft.com/office/drawing/2016/5/14/chartex" xmlns:mc="http://schemas.openxmlformats.org/markup-compatibility/2006" xmlns:aink="http://schemas.microsoft.com/office/drawing/2016/ink" xmlns:am3d="http://schemas.microsoft.com/office/drawing/2017/model3d" xmlns:o="urn:schemas-microsoft-com:office:office" xmlns:oel="http://schemas.microsoft.com/office/2019/extlst" xmlns:r="http://schemas.openxmlformats.org/officeDocument/2006/relationships" xmlns:m="http://schemas.openxmlformats.org/officeDocument/2006/math" xmlns:v="urn:schemas-microsoft-com:vml" xmlns:wp14="http://schemas.microsoft.com/office/word/2010/wordprocessingDrawing" xmlns:wp="http://schemas.openxmlformats.org/drawingml/2006/wordprocessingDrawing" xmlns:w10="urn:schemas-microsoft-com:office:word" xmlns:w="http://schemas.openxmlformats.org/wordprocessingml/2006/main" xmlns:w14="http://schemas.microsoft.com/office/word/2010/wordml" xmlns:w15="http://schemas.microsoft.com/office/word/2012/wordml" xmlns:w16cex="http://schemas.microsoft.com/office/word/2018/wordml/cex" xmlns:w16cid="http://schemas.microsoft.com/office/word/2016/wordml/cid" xmlns:w16="http://schemas.microsoft.com/office/word/2018/wordml" xmlns:w16du="http://schemas.microsoft.com/office/word/2023/wordml/word16du" xmlns:w16sdtdh="http://schemas.microsoft.com/office/word/2020/wordml/sdtdatahash" xmlns:w16sdtfl="http://schemas.microsoft.com/office/word/2024/wordml/sdtformatlock" xmlns:w16se="http://schemas.microsoft.com/office/word/2015/wordml/symex" xmlns:wpg="http://schemas.microsoft.com/office/word/2010/wordprocessingGroup" xmlns:wpi="http://schemas.microsoft.com/office/word/2010/wordprocessingInk" xmlns:wne="http://schemas.microsoft.com/office/word/2006/wordml" xmlns:wps="http://schemas.microsoft.com/office/word/2010/wordprocessingShape" mc:Ignorable="w14 w15 w16se w16cid w16 w16cex w16sdtdh w16sdtfl w16du wp14">
+  <w:endnote w:type="separator" w:id="-1">
+    <w:p>
+      <w:pPr>
+        <w:spacing w:after="0" w:line="240" w:lineRule="auto"/>
+      </w:pPr>
+      <w:r>
+        <w:separator/>
+      </w:r>
+    </w:p>
+  </w:endnote>
+  <w:endnote w:type="continuationSeparator" w:id="0">
+    <w:p>
+      <w:pPr>
+        <w:spacing w:after="0" w:line="240" w:lineRule="auto"/>
+      </w:pPr>
+      <w:r>
+        <w:continuationSeparator/>
+      </w:r>
+    </w:p>
+  </w:endnote>
+</w:endnotes>
+</file>
+
+<file path=word/footnotes.xml><?xml version="1.0" encoding="utf-8"?>
+<w:footnotes xmlns:wpc="http://schemas.microsoft.com/office/word/2010/wordprocessingCanvas" xmlns:cx="http://schemas.microsoft.com/office/drawing/2014/chartex" xmlns:cx1="http://schemas.microsoft.com/office/drawing/2015/9/8/chartex" xmlns:cx2="http://schemas.microsoft.com/office/drawing/2015/10/21/chartex" xmlns:cx3="http://schemas.microsoft.com/office/drawing/2016/5/9/chartex" xmlns:cx4="http://schemas.microsoft.com/office/drawing/2016/5/10/chartex" xmlns:cx5="http://schemas.microsoft.com/office/drawing/2016/5/11/chartex" xmlns:cx6="http://schemas.microsoft.com/office/drawing/2016/5/12/chartex" xmlns:cx7="http://schemas.microsoft.com/office/drawing/2016/5/13/chartex" xmlns:cx8="http://schemas.microsoft.com/office/drawing/2016/5/14/chartex" xmlns:mc="http://schemas.openxmlformats.org/markup-compatibility/2006" xmlns:aink="http://schemas.microsoft.com/office/drawing/2016/ink" xmlns:am3d="http://schemas.microsoft.com/office/drawing/2017/model3d" xmlns:o="urn:schemas-microsoft-com:office:office" xmlns:oel="http://schemas.microsoft.com/office/2019/extlst" xmlns:r="http://schemas.openxmlformats.org/officeDocument/2006/relationships" xmlns:m="http://schemas.openxmlformats.org/officeDocument/2006/math" xmlns:v="urn:schemas-microsoft-com:vml" xmlns:wp14="http://schemas.microsoft.com/office/word/2010/wordprocessingDrawing" xmlns:wp="http://schemas.openxmlformats.org/drawingml/2006/wordprocessingDrawing" xmlns:w10="urn:schemas-microsoft-com:office:word" xmlns:w="http://schemas.openxmlformats.org/wordprocessingml/2006/main" xmlns:w14="http://schemas.microsoft.com/office/word/2010/wordml" xmlns:w15="http://schemas.microsoft.com/office/word/2012/wordml" xmlns:w16cex="http://schemas.microsoft.com/office/word/2018/wordml/cex" xmlns:w16cid="http://schemas.microsoft.com/office/word/2016/wordml/cid" xmlns:w16="http://schemas.microsoft.com/office/word/2018/wordml" xmlns:w16du="http://schemas.microsoft.com/office/word/2023/wordml/word16du" xmlns:w16sdtdh="http://schemas.microsoft.com/office/word/2020/wordml/sdtdatahash" xmlns:w16sdtfl="http://schemas.microsoft.com/office/word/2024/wordml/sdtformatlock" xmlns:w16se="http://schemas.microsoft.com/office/word/2015/wordml/symex" xmlns:wpg="http://schemas.microsoft.com/office/word/2010/wordprocessingGroup" xmlns:wpi="http://schemas.microsoft.com/office/word/2010/wordprocessingInk" xmlns:wne="http://schemas.microsoft.com/office/word/2006/wordml" xmlns:wps="http://schemas.microsoft.com/office/word/2010/wordprocessingShape" mc:Ignorable="w14 w15 w16se w16cid w16 w16cex w16sdtdh w16sdtfl w16du wp14">
+  <w:footnote w:type="separator" w:id="-1">
+    <w:p>
+      <w:pPr>
+        <w:spacing w:after="0" w:line="240" w:lineRule="auto"/>
+      </w:pPr>
+      <w:r>
+        <w:separator/>
+      </w:r>
+    </w:p>
+  </w:footnote>
+  <w:footnote w:type="continuationSeparator" w:id="0">
+    <w:p>
+      <w:pPr>
+        <w:spacing w:after="0" w:line="240" w:lineRule="auto"/>
+      </w:pPr>
+      <w:r>
+        <w:continuationSeparator/>
+      </w:r>
+    </w:p>
+  </w:footnote>
+</w:footnotes>
 </file>
 
 <file path=word/numbering.xml><?xml version="1.0" encoding="utf-8"?>
@@ -1022,6 +1074,7 @@
   <w:style w:type="paragraph" w:default="1" w:styleId="Standard">
     <w:name w:val="Normal"/>
     <w:qFormat/>
+    <w:rsid w:val="004B5D88"/>
   </w:style>
   <w:style w:type="paragraph" w:styleId="berschrift1">
     <w:name w:val="heading 1"/>
@@ -1560,6 +1613,64 @@
     <w:rPr>
       <w:color w:val="605E5C"/>
       <w:shd w:val="clear" w:color="auto" w:fill="E1DFDD"/>
+    </w:rPr>
+  </w:style>
+  <w:style w:type="paragraph" w:styleId="Beschriftung">
+    <w:name w:val="caption"/>
+    <w:basedOn w:val="Standard"/>
+    <w:next w:val="Standard"/>
+    <w:uiPriority w:val="35"/>
+    <w:unhideWhenUsed/>
+    <w:qFormat/>
+    <w:rsid w:val="0006592E"/>
+    <w:pPr>
+      <w:spacing w:after="200" w:line="240" w:lineRule="auto"/>
+    </w:pPr>
+    <w:rPr>
+      <w:i/>
+      <w:iCs/>
+      <w:color w:val="0E2841" w:themeColor="text2"/>
+      <w:sz w:val="18"/>
+      <w:szCs w:val="18"/>
+    </w:rPr>
+  </w:style>
+  <w:style w:type="paragraph" w:styleId="Funotentext">
+    <w:name w:val="footnote text"/>
+    <w:basedOn w:val="Standard"/>
+    <w:link w:val="FunotentextZchn"/>
+    <w:uiPriority w:val="99"/>
+    <w:semiHidden/>
+    <w:unhideWhenUsed/>
+    <w:rsid w:val="00ED569F"/>
+    <w:pPr>
+      <w:spacing w:after="0" w:line="240" w:lineRule="auto"/>
+    </w:pPr>
+    <w:rPr>
+      <w:sz w:val="20"/>
+      <w:szCs w:val="20"/>
+    </w:rPr>
+  </w:style>
+  <w:style w:type="character" w:customStyle="1" w:styleId="FunotentextZchn">
+    <w:name w:val="Fußnotentext Zchn"/>
+    <w:basedOn w:val="Absatz-Standardschriftart"/>
+    <w:link w:val="Funotentext"/>
+    <w:uiPriority w:val="99"/>
+    <w:semiHidden/>
+    <w:rsid w:val="00ED569F"/>
+    <w:rPr>
+      <w:sz w:val="20"/>
+      <w:szCs w:val="20"/>
+    </w:rPr>
+  </w:style>
+  <w:style w:type="character" w:styleId="Funotenzeichen">
+    <w:name w:val="footnote reference"/>
+    <w:basedOn w:val="Absatz-Standardschriftart"/>
+    <w:uiPriority w:val="99"/>
+    <w:semiHidden/>
+    <w:unhideWhenUsed/>
+    <w:rsid w:val="00ED569F"/>
+    <w:rPr>
+      <w:vertAlign w:val="superscript"/>
     </w:rPr>
   </w:style>
 </w:styles>
@@ -1858,4 +1969,16 @@
     </a:ext>
   </a:extLst>
 </a:theme>
+</file>
+
+<file path=customXml/item1.xml><?xml version="1.0" encoding="utf-8"?>
+<b:Sources xmlns:b="http://schemas.openxmlformats.org/officeDocument/2006/bibliography" xmlns="http://schemas.openxmlformats.org/officeDocument/2006/bibliography" SelectedStyle="\APASixthEditionOfficeOnline.xsl" StyleName="APA" Version="6"/>
+</file>
+
+<file path=customXml/itemProps1.xml><?xml version="1.0" encoding="utf-8"?>
+<ds:datastoreItem xmlns:ds="http://schemas.openxmlformats.org/officeDocument/2006/customXml" ds:itemID="{436F51BF-C6F0-416E-8A86-4DF6CD9E323B}">
+  <ds:schemaRefs>
+    <ds:schemaRef ds:uri="http://schemas.openxmlformats.org/officeDocument/2006/bibliography"/>
+  </ds:schemaRefs>
+</ds:datastoreItem>
 </file>